--- a/constitucion_sas_nova_bienestar/docx/08_Formulario_001_RUT_hoja_de_transcripcion.docx
+++ b/constitucion_sas_nova_bienestar/docx/08_Formulario_001_RUT_hoja_de_transcripcion.docx
@@ -2395,7 +2395,18 @@
           <w:i w:val="0"/>
           <w:u w:val="none"/>
         </w:rPr>
-        <w:t xml:space="preserve">Esta es la sección que exige criterio y no simple transcripción. Marcar una responsabilidad que no corresponde genera obligaciones formales inexistentes —y sanciones por no cumplirlas—; omitir una que sí corresponde genera sanción por extemporaneidad. El listado de códigos de la casilla de responsabilidades es actualizado por la DIAN, de modo que el </w:t>
+        <w:t>Esta es la sección que exige criterio y no simple transcripción. Marcar una responsabilidad que no corresponde genera obligaciones formales inexistentes —y sanciones por no cumplirlas—; omitir una que sí corresponde genera sanción por extemporaneidad.</w:t>
+      </w:r>
+    </w:p>
+    <w:p>
+      <w:r>
+        <w:rPr>
+          <w:rFonts w:ascii="Times New Roman" w:hAnsi="Times New Roman"/>
+          <w:b w:val="0"/>
+          <w:i w:val="0"/>
+          <w:u w:val="none"/>
+        </w:rPr>
+        <w:t xml:space="preserve">El propio anexo de la Cámara de Comercio de Medellín zanja la cuestión: bajo el título </w:t>
       </w:r>
       <w:r>
         <w:rPr>
@@ -2404,7 +2415,7 @@
           <w:i w:val="0"/>
           <w:u w:val="none"/>
         </w:rPr>
-        <w:t>código debe verificarse en la tabla vigente</w:t>
+        <w:t>"Responsabilidades comunes de una S.A.S."</w:t>
       </w:r>
       <w:r>
         <w:rPr>
@@ -2413,7 +2424,25 @@
           <w:i w:val="0"/>
           <w:u w:val="none"/>
         </w:rPr>
-        <w:t>; lo que no cambia es el nombre de la responsabilidad.</w:t>
+        <w:t xml:space="preserve"> enumera </w:t>
+      </w:r>
+      <w:r>
+        <w:rPr>
+          <w:rFonts w:ascii="Times New Roman" w:hAnsi="Times New Roman"/>
+          <w:b/>
+          <w:i w:val="0"/>
+          <w:u w:val="none"/>
+        </w:rPr>
+        <w:t>5 o 47, 7, 14, 42, 48 y 55</w:t>
+      </w:r>
+      <w:r>
+        <w:rPr>
+          <w:rFonts w:ascii="Times New Roman" w:hAnsi="Times New Roman"/>
+          <w:b w:val="0"/>
+          <w:i w:val="0"/>
+          <w:u w:val="none"/>
+        </w:rPr>
+        <w:t>. Esa es la combinación que se adopta, con las precisiones que siguen.</w:t>
       </w:r>
     </w:p>
     <w:tbl>
@@ -2427,14 +2456,14 @@
         <w:tblLayout w:type="fixed"/>
       </w:tblPr>
       <w:tblGrid>
-        <w:gridCol w:w="730"/>
-        <w:gridCol w:w="3101"/>
+        <w:gridCol w:w="912"/>
+        <w:gridCol w:w="2919"/>
         <w:gridCol w:w="5291"/>
       </w:tblGrid>
       <w:tr>
         <w:tc>
           <w:tcPr>
-            <w:tcW w:type="dxa" w:w="730"/>
+            <w:tcW w:type="dxa" w:w="912"/>
             <w:shd w:val="clear" w:color="auto" w:fill="D9D9D9"/>
           </w:tcPr>
           <w:p>
@@ -2450,13 +2479,13 @@
                 <w:sz w:val="20"/>
                 <w:u w:val="none"/>
               </w:rPr>
-              <w:t>Código usual</w:t>
+              <w:t>Código</w:t>
             </w:r>
           </w:p>
         </w:tc>
         <w:tc>
           <w:tcPr>
-            <w:tcW w:type="dxa" w:w="3101"/>
+            <w:tcW w:type="dxa" w:w="2919"/>
             <w:shd w:val="clear" w:color="auto" w:fill="D9D9D9"/>
           </w:tcPr>
           <w:p>
@@ -2502,7 +2531,7 @@
       <w:tr>
         <w:tc>
           <w:tcPr>
-            <w:tcW w:type="dxa" w:w="730"/>
+            <w:tcW w:type="dxa" w:w="912"/>
           </w:tcPr>
           <w:p>
             <w:pPr>
@@ -2523,7 +2552,7 @@
         </w:tc>
         <w:tc>
           <w:tcPr>
-            <w:tcW w:type="dxa" w:w="3101"/>
+            <w:tcW w:type="dxa" w:w="2919"/>
           </w:tcPr>
           <w:p>
             <w:pPr>
@@ -2569,7 +2598,27 @@
                 <w:sz w:val="20"/>
                 <w:u w:val="none"/>
               </w:rPr>
-              <w:t xml:space="preserve"> Toda sociedad comercial es contribuyente del régimen ordinario. No se solicita el régimen especial ni el simple.</w:t>
+              <w:t xml:space="preserve"> Toda sociedad comercial es contribuyente del régimen ordinario. El anexo advierte que quien declara la 05 </w:t>
+            </w:r>
+            <w:r>
+              <w:rPr>
+                <w:rFonts w:ascii="Times New Roman" w:hAnsi="Times New Roman"/>
+                <w:b/>
+                <w:i w:val="0"/>
+                <w:sz w:val="20"/>
+                <w:u w:val="none"/>
+              </w:rPr>
+              <w:t>no puede diligenciar la 47</w:t>
+            </w:r>
+            <w:r>
+              <w:rPr>
+                <w:rFonts w:ascii="Times New Roman" w:hAnsi="Times New Roman"/>
+                <w:b w:val="0"/>
+                <w:i w:val="0"/>
+                <w:sz w:val="20"/>
+                <w:u w:val="none"/>
+              </w:rPr>
+              <w:t>, y a la inversa: son excluyentes.</w:t>
             </w:r>
           </w:p>
         </w:tc>
@@ -2577,7 +2626,7 @@
       <w:tr>
         <w:tc>
           <w:tcPr>
-            <w:tcW w:type="dxa" w:w="730"/>
+            <w:tcW w:type="dxa" w:w="912"/>
           </w:tcPr>
           <w:p>
             <w:pPr>
@@ -2598,7 +2647,7 @@
         </w:tc>
         <w:tc>
           <w:tcPr>
-            <w:tcW w:type="dxa" w:w="3101"/>
+            <w:tcW w:type="dxa" w:w="2919"/>
           </w:tcPr>
           <w:p>
             <w:pPr>
@@ -2652,82 +2701,7 @@
       <w:tr>
         <w:tc>
           <w:tcPr>
-            <w:tcW w:type="dxa" w:w="730"/>
-          </w:tcPr>
-          <w:p>
-            <w:pPr>
-              <w:spacing w:after="40" w:before="40" w:line="240" w:lineRule="auto"/>
-              <w:jc w:val="left"/>
-            </w:pPr>
-            <w:r>
-              <w:rPr>
-                <w:rFonts w:ascii="Times New Roman" w:hAnsi="Times New Roman"/>
-                <w:b w:val="0"/>
-                <w:i w:val="0"/>
-                <w:sz w:val="20"/>
-                <w:u w:val="none"/>
-              </w:rPr>
-              <w:t>09</w:t>
-            </w:r>
-          </w:p>
-        </w:tc>
-        <w:tc>
-          <w:tcPr>
-            <w:tcW w:type="dxa" w:w="3101"/>
-          </w:tcPr>
-          <w:p>
-            <w:pPr>
-              <w:spacing w:after="40" w:before="40" w:line="240" w:lineRule="auto"/>
-              <w:jc w:val="left"/>
-            </w:pPr>
-            <w:r>
-              <w:rPr>
-                <w:rFonts w:ascii="Times New Roman" w:hAnsi="Times New Roman"/>
-                <w:b w:val="0"/>
-                <w:i w:val="0"/>
-                <w:sz w:val="20"/>
-                <w:u w:val="none"/>
-              </w:rPr>
-              <w:t>Retención en la fuente en el impuesto sobre las ventas</w:t>
-            </w:r>
-          </w:p>
-        </w:tc>
-        <w:tc>
-          <w:tcPr>
-            <w:tcW w:type="dxa" w:w="5291"/>
-          </w:tcPr>
-          <w:p>
-            <w:pPr>
-              <w:spacing w:after="40" w:before="40" w:line="240" w:lineRule="auto"/>
-              <w:jc w:val="left"/>
-            </w:pPr>
-            <w:r>
-              <w:rPr>
-                <w:rFonts w:ascii="Times New Roman" w:hAnsi="Times New Roman"/>
-                <w:b/>
-                <w:i w:val="0"/>
-                <w:sz w:val="20"/>
-                <w:u w:val="none"/>
-              </w:rPr>
-              <w:t>SÍ</w:t>
-            </w:r>
-            <w:r>
-              <w:rPr>
-                <w:rFonts w:ascii="Times New Roman" w:hAnsi="Times New Roman"/>
-                <w:b w:val="0"/>
-                <w:i w:val="0"/>
-                <w:sz w:val="20"/>
-                <w:u w:val="none"/>
-              </w:rPr>
-              <w:t>, en la medida en que contrate con no residentes o con responsables frente a los cuales deba practicar la retención de IVA.</w:t>
-            </w:r>
-          </w:p>
-        </w:tc>
-      </w:tr>
-      <w:tr>
-        <w:tc>
-          <w:tcPr>
-            <w:tcW w:type="dxa" w:w="730"/>
+            <w:tcW w:type="dxa" w:w="912"/>
           </w:tcPr>
           <w:p>
             <w:pPr>
@@ -2748,7 +2722,7 @@
         </w:tc>
         <w:tc>
           <w:tcPr>
-            <w:tcW w:type="dxa" w:w="3101"/>
+            <w:tcW w:type="dxa" w:w="2919"/>
           </w:tcPr>
           <w:p>
             <w:pPr>
@@ -2779,12 +2753,22 @@
             <w:r>
               <w:rPr>
                 <w:rFonts w:ascii="Times New Roman" w:hAnsi="Times New Roman"/>
+                <w:b/>
+                <w:i w:val="0"/>
+                <w:sz w:val="20"/>
+                <w:u w:val="none"/>
+              </w:rPr>
+              <w:t>SÍ.</w:t>
+            </w:r>
+            <w:r>
+              <w:rPr>
+                <w:rFonts w:ascii="Times New Roman" w:hAnsi="Times New Roman"/>
                 <w:b w:val="0"/>
                 <w:i w:val="0"/>
                 <w:sz w:val="20"/>
                 <w:u w:val="none"/>
               </w:rPr>
-              <w:t>Se activará cuando la sociedad supere los topes de ingresos y patrimonio que fija anualmente la resolución de información exógena. En la matrícula inicial no se marca.</w:t>
+              <w:t xml:space="preserve"> Figura entre las responsabilidades comunes de una S.A.S. según el anexo, de modo que se declara desde la matrícula.</w:t>
             </w:r>
           </w:p>
         </w:tc>
@@ -2792,7 +2776,7 @@
       <w:tr>
         <w:tc>
           <w:tcPr>
-            <w:tcW w:type="dxa" w:w="730"/>
+            <w:tcW w:type="dxa" w:w="912"/>
           </w:tcPr>
           <w:p>
             <w:pPr>
@@ -2807,13 +2791,13 @@
                 <w:sz w:val="20"/>
                 <w:u w:val="none"/>
               </w:rPr>
-              <w:t>48</w:t>
+              <w:t>42</w:t>
             </w:r>
           </w:p>
         </w:tc>
         <w:tc>
           <w:tcPr>
-            <w:tcW w:type="dxa" w:w="3101"/>
+            <w:tcW w:type="dxa" w:w="2919"/>
           </w:tcPr>
           <w:p>
             <w:pPr>
@@ -2828,7 +2812,7 @@
                 <w:sz w:val="20"/>
                 <w:u w:val="none"/>
               </w:rPr>
-              <w:t>Impuesto sobre las ventas — IVA</w:t>
+              <w:t>Obligado a llevar contabilidad</w:t>
             </w:r>
           </w:p>
         </w:tc>
@@ -2859,7 +2843,7 @@
                 <w:sz w:val="20"/>
                 <w:u w:val="none"/>
               </w:rPr>
-              <w:t xml:space="preserve"> Aunque los servicios de salud habilitados están excluidos, los servicios de gimnasio, acondicionamiento y bienestar corporal son gravados. La sociedad debe inscribirse como responsable.</w:t>
+              <w:t xml:space="preserve"> Obligación de todo comerciante (artículo 19 del Código de Comercio).</w:t>
             </w:r>
           </w:p>
         </w:tc>
@@ -2867,7 +2851,7 @@
       <w:tr>
         <w:tc>
           <w:tcPr>
-            <w:tcW w:type="dxa" w:w="730"/>
+            <w:tcW w:type="dxa" w:w="912"/>
           </w:tcPr>
           <w:p>
             <w:pPr>
@@ -2882,13 +2866,13 @@
                 <w:sz w:val="20"/>
                 <w:u w:val="none"/>
               </w:rPr>
-              <w:t>52</w:t>
+              <w:t>48</w:t>
             </w:r>
           </w:p>
         </w:tc>
         <w:tc>
           <w:tcPr>
-            <w:tcW w:type="dxa" w:w="3101"/>
+            <w:tcW w:type="dxa" w:w="2919"/>
           </w:tcPr>
           <w:p>
             <w:pPr>
@@ -2903,7 +2887,7 @@
                 <w:sz w:val="20"/>
                 <w:u w:val="none"/>
               </w:rPr>
-              <w:t>Facturador electrónico</w:t>
+              <w:t>Impuesto sobre las ventas</w:t>
             </w:r>
           </w:p>
         </w:tc>
@@ -2934,7 +2918,7 @@
                 <w:sz w:val="20"/>
                 <w:u w:val="none"/>
               </w:rPr>
-              <w:t xml:space="preserve"> La facturación electrónica es obligatoria para los responsables de IVA. Debe tramitarse la habilitación en el servicio de facturación de la DIAN.</w:t>
+              <w:t xml:space="preserve"> Aunque los servicios de salud habilitados están excluidos, los de gimnasio, acondicionamiento y bienestar corporal son gravados.</w:t>
             </w:r>
           </w:p>
         </w:tc>
@@ -2942,7 +2926,7 @@
       <w:tr>
         <w:tc>
           <w:tcPr>
-            <w:tcW w:type="dxa" w:w="730"/>
+            <w:tcW w:type="dxa" w:w="912"/>
           </w:tcPr>
           <w:p>
             <w:pPr>
@@ -2957,13 +2941,88 @@
                 <w:sz w:val="20"/>
                 <w:u w:val="none"/>
               </w:rPr>
-              <w:t>—</w:t>
+              <w:t>55</w:t>
             </w:r>
           </w:p>
         </w:tc>
         <w:tc>
           <w:tcPr>
-            <w:tcW w:type="dxa" w:w="3101"/>
+            <w:tcW w:type="dxa" w:w="2919"/>
+          </w:tcPr>
+          <w:p>
+            <w:pPr>
+              <w:spacing w:after="40" w:before="40" w:line="240" w:lineRule="auto"/>
+              <w:jc w:val="left"/>
+            </w:pPr>
+            <w:r>
+              <w:rPr>
+                <w:rFonts w:ascii="Times New Roman" w:hAnsi="Times New Roman"/>
+                <w:b w:val="0"/>
+                <w:i w:val="0"/>
+                <w:sz w:val="20"/>
+                <w:u w:val="none"/>
+              </w:rPr>
+              <w:t>Informante de beneficiarios finales</w:t>
+            </w:r>
+          </w:p>
+        </w:tc>
+        <w:tc>
+          <w:tcPr>
+            <w:tcW w:type="dxa" w:w="5291"/>
+          </w:tcPr>
+          <w:p>
+            <w:pPr>
+              <w:spacing w:after="40" w:before="40" w:line="240" w:lineRule="auto"/>
+              <w:jc w:val="left"/>
+            </w:pPr>
+            <w:r>
+              <w:rPr>
+                <w:rFonts w:ascii="Times New Roman" w:hAnsi="Times New Roman"/>
+                <w:b/>
+                <w:i w:val="0"/>
+                <w:sz w:val="20"/>
+                <w:u w:val="none"/>
+              </w:rPr>
+              <w:t>SÍ.</w:t>
+            </w:r>
+            <w:r>
+              <w:rPr>
+                <w:rFonts w:ascii="Times New Roman" w:hAnsi="Times New Roman"/>
+                <w:b w:val="0"/>
+                <w:i w:val="0"/>
+                <w:sz w:val="20"/>
+                <w:u w:val="none"/>
+              </w:rPr>
+              <w:t xml:space="preserve"> Obligación del Registro Único de Beneficiarios Finales, incluida entre las responsabilidades comunes de una S.A.S.</w:t>
+            </w:r>
+          </w:p>
+        </w:tc>
+      </w:tr>
+      <w:tr>
+        <w:tc>
+          <w:tcPr>
+            <w:tcW w:type="dxa" w:w="912"/>
+          </w:tcPr>
+          <w:p>
+            <w:pPr>
+              <w:spacing w:after="40" w:before="40" w:line="240" w:lineRule="auto"/>
+              <w:jc w:val="left"/>
+            </w:pPr>
+            <w:r>
+              <w:rPr>
+                <w:rFonts w:ascii="Times New Roman" w:hAnsi="Times New Roman"/>
+                <w:b w:val="0"/>
+                <w:i w:val="0"/>
+                <w:sz w:val="20"/>
+                <w:u w:val="none"/>
+              </w:rPr>
+              <w:t>47</w:t>
+            </w:r>
+          </w:p>
+        </w:tc>
+        <w:tc>
+          <w:tcPr>
+            <w:tcW w:type="dxa" w:w="2919"/>
           </w:tcPr>
           <w:p>
             <w:pPr>
@@ -3009,7 +3068,7 @@
                 <w:sz w:val="20"/>
                 <w:u w:val="none"/>
               </w:rPr>
-              <w:t xml:space="preserve"> No se opta por el SIMPLE en la constitución. La opción puede evaluarse posteriormente, dentro de los plazos de la ley, comparando la tarifa consolidada con la carga del régimen ordinario más el ICA de Medellín.</w:t>
+              <w:t xml:space="preserve"> No se opta por el SIMPLE en la constitución. Es excluyente con la 05 y puede evaluarse después, comparando la tarifa consolidada con la carga del régimen ordinario más el ICA de Medellín.</w:t>
             </w:r>
           </w:p>
         </w:tc>
@@ -3017,7 +3076,7 @@
       <w:tr>
         <w:tc>
           <w:tcPr>
-            <w:tcW w:type="dxa" w:w="730"/>
+            <w:tcW w:type="dxa" w:w="912"/>
           </w:tcPr>
           <w:p>
             <w:pPr>
@@ -3032,13 +3091,13 @@
                 <w:sz w:val="20"/>
                 <w:u w:val="none"/>
               </w:rPr>
-              <w:t>—</w:t>
+              <w:t>52</w:t>
             </w:r>
           </w:p>
         </w:tc>
         <w:tc>
           <w:tcPr>
-            <w:tcW w:type="dxa" w:w="3101"/>
+            <w:tcW w:type="dxa" w:w="2919"/>
           </w:tcPr>
           <w:p>
             <w:pPr>
@@ -3053,7 +3112,7 @@
                 <w:sz w:val="20"/>
                 <w:u w:val="none"/>
               </w:rPr>
-              <w:t>Autorretenedor de renta</w:t>
+              <w:t>Facturador electrónico</w:t>
             </w:r>
           </w:p>
         </w:tc>
@@ -3074,7 +3133,7 @@
                 <w:sz w:val="20"/>
                 <w:u w:val="none"/>
               </w:rPr>
-              <w:t>NO.</w:t>
+              <w:t>NO SE INCLUYE.</w:t>
             </w:r>
             <w:r>
               <w:rPr>
@@ -3084,7 +3143,47 @@
                 <w:sz w:val="20"/>
                 <w:u w:val="none"/>
               </w:rPr>
-              <w:t xml:space="preserve"> Requiere resolución de autorización de la DIAN, que se solicita cuando la sociedad reúne los requisitos de patrimonio y número de clientes.</w:t>
+              <w:t xml:space="preserve"> El anexo lo prohíbe expresamente: </w:t>
+            </w:r>
+            <w:r>
+              <w:rPr>
+                <w:rFonts w:ascii="Times New Roman" w:hAnsi="Times New Roman"/>
+                <w:b w:val="0"/>
+                <w:i/>
+                <w:sz w:val="20"/>
+                <w:u w:val="none"/>
+              </w:rPr>
+              <w:t>"tampoco se puede incluir la responsabilidad 52 —facturador electrónico— al requerir de habilitación previa"</w:t>
+            </w:r>
+            <w:r>
+              <w:rPr>
+                <w:rFonts w:ascii="Times New Roman" w:hAnsi="Times New Roman"/>
+                <w:b w:val="0"/>
+                <w:i w:val="0"/>
+                <w:sz w:val="20"/>
+                <w:u w:val="none"/>
+              </w:rPr>
+              <w:t xml:space="preserve">. La sociedad deberá habilitarse en el servicio de facturación electrónica de la DIAN </w:t>
+            </w:r>
+            <w:r>
+              <w:rPr>
+                <w:rFonts w:ascii="Times New Roman" w:hAnsi="Times New Roman"/>
+                <w:b/>
+                <w:i w:val="0"/>
+                <w:sz w:val="20"/>
+                <w:u w:val="none"/>
+              </w:rPr>
+              <w:t>después</w:t>
+            </w:r>
+            <w:r>
+              <w:rPr>
+                <w:rFonts w:ascii="Times New Roman" w:hAnsi="Times New Roman"/>
+                <w:b w:val="0"/>
+                <w:i w:val="0"/>
+                <w:sz w:val="20"/>
+                <w:u w:val="none"/>
+              </w:rPr>
+              <w:t xml:space="preserve"> de obtener el NIT, y la responsabilidad se agrega entonces mediante actualización del RUT.</w:t>
             </w:r>
           </w:p>
         </w:tc>
@@ -3092,7 +3191,7 @@
       <w:tr>
         <w:tc>
           <w:tcPr>
-            <w:tcW w:type="dxa" w:w="730"/>
+            <w:tcW w:type="dxa" w:w="912"/>
           </w:tcPr>
           <w:p>
             <w:pPr>
@@ -3107,13 +3206,13 @@
                 <w:sz w:val="20"/>
                 <w:u w:val="none"/>
               </w:rPr>
-              <w:t>—</w:t>
+              <w:t>09</w:t>
             </w:r>
           </w:p>
         </w:tc>
         <w:tc>
           <w:tcPr>
-            <w:tcW w:type="dxa" w:w="3101"/>
+            <w:tcW w:type="dxa" w:w="2919"/>
           </w:tcPr>
           <w:p>
             <w:pPr>
@@ -3128,7 +3227,7 @@
                 <w:sz w:val="20"/>
                 <w:u w:val="none"/>
               </w:rPr>
-              <w:t>Gran contribuyente</w:t>
+              <w:t>Retención en la fuente en el impuesto sobre las ventas</w:t>
             </w:r>
           </w:p>
         </w:tc>
@@ -3149,7 +3248,7 @@
                 <w:sz w:val="20"/>
                 <w:u w:val="none"/>
               </w:rPr>
-              <w:t>NO.</w:t>
+              <w:t>NO SE INCLUYE.</w:t>
             </w:r>
             <w:r>
               <w:rPr>
@@ -3159,7 +3258,82 @@
                 <w:sz w:val="20"/>
                 <w:u w:val="none"/>
               </w:rPr>
-              <w:t xml:space="preserve"> Se adquiere por resolución de la DIAN.</w:t>
+              <w:t xml:space="preserve"> No figura entre las responsabilidades comunes y solo aplica cuando la sociedad deba practicar retención de IVA, por ejemplo al contratar con no residentes. Se agregará por actualización si llega a configurarse.</w:t>
+            </w:r>
+          </w:p>
+        </w:tc>
+      </w:tr>
+      <w:tr>
+        <w:tc>
+          <w:tcPr>
+            <w:tcW w:type="dxa" w:w="912"/>
+          </w:tcPr>
+          <w:p>
+            <w:pPr>
+              <w:spacing w:after="40" w:before="40" w:line="240" w:lineRule="auto"/>
+              <w:jc w:val="left"/>
+            </w:pPr>
+            <w:r>
+              <w:rPr>
+                <w:rFonts w:ascii="Times New Roman" w:hAnsi="Times New Roman"/>
+                <w:b w:val="0"/>
+                <w:i w:val="0"/>
+                <w:sz w:val="20"/>
+                <w:u w:val="none"/>
+              </w:rPr>
+              <w:t>16</w:t>
+            </w:r>
+          </w:p>
+        </w:tc>
+        <w:tc>
+          <w:tcPr>
+            <w:tcW w:type="dxa" w:w="2919"/>
+          </w:tcPr>
+          <w:p>
+            <w:pPr>
+              <w:spacing w:after="40" w:before="40" w:line="240" w:lineRule="auto"/>
+              <w:jc w:val="left"/>
+            </w:pPr>
+            <w:r>
+              <w:rPr>
+                <w:rFonts w:ascii="Times New Roman" w:hAnsi="Times New Roman"/>
+                <w:b w:val="0"/>
+                <w:i w:val="0"/>
+                <w:sz w:val="20"/>
+                <w:u w:val="none"/>
+              </w:rPr>
+              <w:t>Obligación de facturar por ingresos de bienes y/o servicios excluidos</w:t>
+            </w:r>
+          </w:p>
+        </w:tc>
+        <w:tc>
+          <w:tcPr>
+            <w:tcW w:type="dxa" w:w="5291"/>
+          </w:tcPr>
+          <w:p>
+            <w:pPr>
+              <w:spacing w:after="40" w:before="40" w:line="240" w:lineRule="auto"/>
+              <w:jc w:val="left"/>
+            </w:pPr>
+            <w:r>
+              <w:rPr>
+                <w:rFonts w:ascii="Times New Roman" w:hAnsi="Times New Roman"/>
+                <w:b/>
+                <w:i w:val="0"/>
+                <w:sz w:val="20"/>
+                <w:u w:val="none"/>
+              </w:rPr>
+              <w:t>NO SE INCLUYE.</w:t>
+            </w:r>
+            <w:r>
+              <w:rPr>
+                <w:rFonts w:ascii="Times New Roman" w:hAnsi="Times New Roman"/>
+                <w:b w:val="0"/>
+                <w:i w:val="0"/>
+                <w:sz w:val="20"/>
+                <w:u w:val="none"/>
+              </w:rPr>
+              <w:t xml:space="preserve"> Sería redundante: al declararse responsable de IVA (48), la sociedad queda obligada a facturar la totalidad de sus operaciones, gravadas y excluidas.</w:t>
             </w:r>
           </w:p>
         </w:tc>
@@ -3169,6 +3343,62 @@
       <w:pPr>
         <w:spacing w:after="80"/>
       </w:pPr>
+    </w:p>
+    <w:p>
+      <w:r>
+        <w:rPr>
+          <w:rFonts w:ascii="Times New Roman" w:hAnsi="Times New Roman"/>
+          <w:b/>
+          <w:i w:val="0"/>
+          <w:u w:val="none"/>
+        </w:rPr>
+        <w:t>Dos reglas del anexo que conviene retener.</w:t>
+      </w:r>
+      <w:r>
+        <w:rPr>
+          <w:rFonts w:ascii="Times New Roman" w:hAnsi="Times New Roman"/>
+          <w:b w:val="0"/>
+          <w:i w:val="0"/>
+          <w:u w:val="none"/>
+        </w:rPr>
+        <w:t xml:space="preserve"> La primera es la </w:t>
+      </w:r>
+      <w:r>
+        <w:rPr>
+          <w:rFonts w:ascii="Times New Roman" w:hAnsi="Times New Roman"/>
+          <w:b/>
+          <w:i w:val="0"/>
+          <w:u w:val="none"/>
+        </w:rPr>
+        <w:t>exclusión recíproca entre la 05 y la 47</w:t>
+      </w:r>
+      <w:r>
+        <w:rPr>
+          <w:rFonts w:ascii="Times New Roman" w:hAnsi="Times New Roman"/>
+          <w:b w:val="0"/>
+          <w:i w:val="0"/>
+          <w:u w:val="none"/>
+        </w:rPr>
+        <w:t xml:space="preserve">: declarar ambas invalida el anexo. La segunda es que </w:t>
+      </w:r>
+      <w:r>
+        <w:rPr>
+          <w:rFonts w:ascii="Times New Roman" w:hAnsi="Times New Roman"/>
+          <w:b/>
+          <w:i w:val="0"/>
+          <w:u w:val="none"/>
+        </w:rPr>
+        <w:t>las responsabilidades que requieren resolución previa de la DIAN no pueden incluirse</w:t>
+      </w:r>
+      <w:r>
+        <w:rPr>
+          <w:rFonts w:ascii="Times New Roman" w:hAnsi="Times New Roman"/>
+          <w:b w:val="0"/>
+          <w:i w:val="0"/>
+          <w:u w:val="none"/>
+        </w:rPr>
+        <w:t xml:space="preserve"> en este trámite; ese es el caso de la autorretención de renta (59) y de la condición de gran contribuyente, que se adquieren por acto administrativo posterior.</w:t>
+      </w:r>
     </w:p>
     <w:p>
       <w:r>

--- a/constitucion_sas_nova_bienestar/docx/08_Formulario_001_RUT_hoja_de_transcripcion.docx
+++ b/constitucion_sas_nova_bienestar/docx/08_Formulario_001_RUT_hoja_de_transcripcion.docx
@@ -31,7 +31,7 @@
           <w:sz w:val="24"/>
           <w:u w:val="none"/>
         </w:rPr>
-        <w:t>Hoja de transcripción y guía del trámite en línea — NOVA BIENESTAR INTEGRAL S.A.S.</w:t>
+        <w:t>Hoja de transcripción y guía del trámite en línea. NOVA BIENESTAR INTEGRAL S.A.S.</w:t>
       </w:r>
     </w:p>
     <w:p>
@@ -907,7 +907,7 @@
           <w:i w:val="0"/>
           <w:u w:val="none"/>
         </w:rPr>
-        <w:t xml:space="preserve"> Para actuaciones posteriores —presentar declaraciones, habilitarse como facturador electrónico— el representante legal deberá tramitar su </w:t>
+        <w:t xml:space="preserve"> Para actuaciones posteriores (presentar declaraciones, habilitarse como facturador electrónico) el representante legal deberá tramitar su </w:t>
       </w:r>
       <w:r>
         <w:rPr>
@@ -947,7 +947,7 @@
           <w:sz w:val="24"/>
           <w:u w:val="none"/>
         </w:rPr>
-        <w:t>3. HOJA DE TRANSCRIPCIÓN — DATOS DE IDENTIFICACIÓN Y UBICACIÓN</w:t>
+        <w:t>3. HOJA DE TRANSCRIPCIÓN. DATOS DE IDENTIFICACIÓN Y UBICACIÓN</w:t>
       </w:r>
     </w:p>
     <w:p>
@@ -1826,7 +1826,7 @@
                 <w:sz w:val="20"/>
                 <w:u w:val="none"/>
               </w:rPr>
-              <w:t>8692 — Actividades de apoyo terapéutico</w:t>
+              <w:t>8692. Actividades de apoyo terapéutico</w:t>
             </w:r>
           </w:p>
         </w:tc>
@@ -1914,7 +1914,7 @@
                 <w:sz w:val="20"/>
                 <w:u w:val="none"/>
               </w:rPr>
-              <w:t>9311 — Gestión de instalaciones deportivas</w:t>
+              <w:t>9311. Gestión de instalaciones deportivas</w:t>
             </w:r>
           </w:p>
         </w:tc>
@@ -2002,7 +2002,7 @@
                 <w:sz w:val="20"/>
                 <w:u w:val="none"/>
               </w:rPr>
-              <w:t>9609 — Otras actividades de servicios personales n.c.p.</w:t>
+              <w:t>9609. Otras actividades de servicios personales n.c.p.</w:t>
             </w:r>
           </w:p>
         </w:tc>
@@ -2384,7 +2384,7 @@
           <w:sz w:val="24"/>
           <w:u w:val="none"/>
         </w:rPr>
-        <w:t>4. HOJA DE TRANSCRIPCIÓN — RESPONSABILIDADES TRIBUTARIAS</w:t>
+        <w:t>4. HOJA DE TRANSCRIPCIÓN. RESPONSABILIDADES TRIBUTARIAS</w:t>
       </w:r>
     </w:p>
     <w:p>
@@ -2395,7 +2395,7 @@
           <w:i w:val="0"/>
           <w:u w:val="none"/>
         </w:rPr>
-        <w:t>Esta es la sección que exige criterio y no simple transcripción. Marcar una responsabilidad que no corresponde genera obligaciones formales inexistentes —y sanciones por no cumplirlas—; omitir una que sí corresponde genera sanción por extemporaneidad.</w:t>
+        <w:t>Esta es la sección que exige criterio y no simple transcripción. Marcar una responsabilidad que no corresponde genera obligaciones formales inexistentes, y sanciones por no cumplirlas; omitir una que sí corresponde genera sanción por extemporaneidad.</w:t>
       </w:r>
     </w:p>
     <w:p>
@@ -3143,27 +3143,7 @@
                 <w:sz w:val="20"/>
                 <w:u w:val="none"/>
               </w:rPr>
-              <w:t xml:space="preserve"> El anexo lo prohíbe expresamente: </w:t>
-            </w:r>
-            <w:r>
-              <w:rPr>
-                <w:rFonts w:ascii="Times New Roman" w:hAnsi="Times New Roman"/>
-                <w:b w:val="0"/>
-                <w:i/>
-                <w:sz w:val="20"/>
-                <w:u w:val="none"/>
-              </w:rPr>
-              <w:t>"tampoco se puede incluir la responsabilidad 52 —facturador electrónico— al requerir de habilitación previa"</w:t>
-            </w:r>
-            <w:r>
-              <w:rPr>
-                <w:rFonts w:ascii="Times New Roman" w:hAnsi="Times New Roman"/>
-                <w:b w:val="0"/>
-                <w:i w:val="0"/>
-                <w:sz w:val="20"/>
-                <w:u w:val="none"/>
-              </w:rPr>
-              <w:t xml:space="preserve">. La sociedad deberá habilitarse en el servicio de facturación electrónica de la DIAN </w:t>
+              <w:t xml:space="preserve"> El anexo lo prohíbe de manera expresa: la responsabilidad 52, la de facturador electrónico, no puede incluirse porque requiere habilitación previa. La sociedad deberá habilitarse en el servicio de facturación electrónica de la DIAN </w:t>
             </w:r>
             <w:r>
               <w:rPr>
@@ -3417,7 +3397,7 @@
           <w:i w:val="0"/>
           <w:u w:val="none"/>
         </w:rPr>
-        <w:t xml:space="preserve"> El numeral 3.º del artículo 476 del Estatuto Tributario excluye del impuesto sobre las ventas los servicios de salud humana. Como NOVA BIENESTAR INTEGRAL S.A.S. desarrollará simultáneamente una línea excluida —rehabilitación física habilitada— y una línea gravada —gimnasio, acondicionamiento y bienestar—, deberá:</w:t>
+        <w:t xml:space="preserve"> El numeral 3.º del artículo 476 del Estatuto Tributario excluye del impuesto sobre las ventas los servicios de salud humana. Como NOVA BIENESTAR INTEGRAL S.A.S. desarrollará simultáneamente una línea excluida, rehabilitación física habilitada, y una línea gravada (gimnasio, acondicionamiento y bienestar), deberá:</w:t>
       </w:r>
     </w:p>
     <w:p>
@@ -3532,7 +3512,7 @@
           <w:sz w:val="24"/>
           <w:u w:val="none"/>
         </w:rPr>
-        <w:t>5. HOJA DE TRANSCRIPCIÓN — REPRESENTACIÓN LEGAL Y REVISORÍA</w:t>
+        <w:t>5. HOJA DE TRANSCRIPCIÓN. REPRESENTACIÓN LEGAL Y REVISORÍA</w:t>
       </w:r>
     </w:p>
     <w:tbl>
@@ -3613,7 +3593,7 @@
                 <w:sz w:val="20"/>
                 <w:u w:val="none"/>
               </w:rPr>
-              <w:t>Representante legal — calidad</w:t>
+              <w:t>Representante legal, calidad</w:t>
             </w:r>
           </w:p>
         </w:tc>
@@ -3657,7 +3637,7 @@
                 <w:sz w:val="20"/>
                 <w:u w:val="none"/>
               </w:rPr>
-              <w:t>Representante legal — tipo y número de documento</w:t>
+              <w:t>Representante legal, tipo y número de documento</w:t>
             </w:r>
           </w:p>
         </w:tc>
@@ -3701,7 +3681,7 @@
                 <w:sz w:val="20"/>
                 <w:u w:val="none"/>
               </w:rPr>
-              <w:t>Representante legal — nombres y apellidos</w:t>
+              <w:t>Representante legal, nombres y apellidos</w:t>
             </w:r>
           </w:p>
         </w:tc>
@@ -3745,7 +3725,7 @@
                 <w:sz w:val="20"/>
                 <w:u w:val="none"/>
               </w:rPr>
-              <w:t>Representante legal — fecha de inicio del ejercicio</w:t>
+              <w:t>Representante legal, fecha de inicio del ejercicio</w:t>
             </w:r>
           </w:p>
         </w:tc>
@@ -3789,7 +3769,7 @@
                 <w:sz w:val="20"/>
                 <w:u w:val="none"/>
               </w:rPr>
-              <w:t>Representante legal suplente — calidad</w:t>
+              <w:t>Representante legal suplente, calidad</w:t>
             </w:r>
           </w:p>
         </w:tc>
@@ -3833,7 +3813,7 @@
                 <w:sz w:val="20"/>
                 <w:u w:val="none"/>
               </w:rPr>
-              <w:t>Representante legal suplente — documento</w:t>
+              <w:t>Representante legal suplente, documento</w:t>
             </w:r>
           </w:p>
         </w:tc>
@@ -3877,7 +3857,7 @@
                 <w:sz w:val="20"/>
                 <w:u w:val="none"/>
               </w:rPr>
-              <w:t>Representante legal suplente — nombres y apellidos</w:t>
+              <w:t>Representante legal suplente, nombres y apellidos</w:t>
             </w:r>
           </w:p>
         </w:tc>
@@ -3942,7 +3922,7 @@
                 <w:sz w:val="20"/>
                 <w:u w:val="none"/>
               </w:rPr>
-              <w:t>NO APLICA — la sociedad no está obligada a tenerlo</w:t>
+              <w:t>NO APLICA, la sociedad no está obligada a tenerlo</w:t>
             </w:r>
           </w:p>
         </w:tc>
@@ -4168,7 +4148,7 @@
         <w:color w:val="555555"/>
         <w:sz w:val="16"/>
       </w:rPr>
-      <w:t xml:space="preserve">Formulario 001 del RUT — hoja de transcripción y guía del trámite  |  </w:t>
+      <w:t xml:space="preserve">Formulario 001 del RUT. Hoja de transcripción y guía del trámite  |  </w:t>
     </w:r>
     <w:r>
       <w:rPr>
@@ -4227,7 +4207,7 @@
         <w:color w:val="555555"/>
         <w:sz w:val="16"/>
       </w:rPr>
-      <w:t>NOVA BIENESTAR INTEGRAL S.A.S. — Formulario 001 del RUT</w:t>
+      <w:t>NOVA BIENESTAR INTEGRAL S.A.S. Formulario 001 del RUT</w:t>
     </w:r>
   </w:p>
 </w:hdr>
